--- a/Final report.docx
+++ b/Final report.docx
@@ -84,31 +84,131 @@
       </w:pPr>
       <w:r>
         <w:rPr/>
-        <w:t>My experiments were run on a 13th Generation Intel Core i7-1355U using Intel's hybrid architecture: 2 high-performance P-cores (each with Hyper-Threading, boosting to 5.0 GHz) and 8 power-efficient E-cores (no Hyper-Threading), giving 12 logical CPUs across a single socket. The hardware features most relevant to matrix multiplication are listed below.</w:t>
-      </w:r>
-    </w:p>
-    <w:p>
-      <w:pPr>
-        <w:pStyle w:val="Normal"/>
-        <w:spacing w:before="0" w:after="160"/>
-        <w:jc w:val="both"/>
-        <w:rPr/>
-      </w:pPr>
-      <w:r>
-        <w:rPr/>
-        <w:t xml:space="preserve">Cache hierarchy. The L1 data cache totals 352 KiB, with 48 KiB per P-core and 32 KiB per E-core. L2 totals 6.5 MiB across 4 instances, where each P-core has a private 1.25 MiB partition and pairs of E-cores share 2 MiB. L3 is a single 12 MiB shared cache. Each cache line is 64 bytes, holding 8 doubles. Matrix multiplication must traverse both rows of A and columns of B; because C is stored row-major, accesses to B[k][j] as k increments jump a full row of N doubles in memory. For N=64 that already exceeds a single cache line, meaning each B access fetches 64 bytes to use only 8, wasting roughly 87.5% of every cache line loaded for B. </w:t>
-      </w:r>
-    </w:p>
-    <w:p>
-      <w:pPr>
-        <w:pStyle w:val="Normal"/>
-        <w:spacing w:before="0" w:after="160"/>
-        <w:jc w:val="both"/>
-        <w:rPr/>
-      </w:pPr>
-      <w:r>
-        <w:rPr/>
-        <w:t>The three NxN double matrices occupy 24N^2 bytes in total; they fit within L1 only for N</w:t>
+        <w:t xml:space="preserve">My experiments were run on a 13th Generation Intel Core i7-1355U </w:t>
+      </w:r>
+      <w:r>
+        <w:rPr/>
+        <w:t xml:space="preserve">which </w:t>
+      </w:r>
+      <w:r>
+        <w:rPr/>
+        <w:t>us</w:t>
+      </w:r>
+      <w:r>
+        <w:rPr/>
+        <w:t>es</w:t>
+      </w:r>
+      <w:r>
+        <w:rPr/>
+        <w:t xml:space="preserve"> Intel's hybrid architecture: 2 P-cores (each with Hyper-Threading, </w:t>
+      </w:r>
+      <w:r>
+        <w:rPr/>
+        <w:t>with up</w:t>
+      </w:r>
+      <w:r>
+        <w:rPr/>
+        <w:t xml:space="preserve"> to 5.0 GHz) and 8 E-cores (no Hyper-Threading), giving 12 logical CPUs across a single socket. The key hardware features that affect matrix multiplication performance are below.</w:t>
+      </w:r>
+    </w:p>
+    <w:p>
+      <w:pPr>
+        <w:pStyle w:val="Normal"/>
+        <w:spacing w:before="0" w:after="160"/>
+        <w:jc w:val="both"/>
+        <w:rPr/>
+      </w:pPr>
+      <w:r>
+        <w:rPr/>
+        <w:t>Cache hierarchy:</w:t>
+      </w:r>
+    </w:p>
+    <w:p>
+      <w:pPr>
+        <w:pStyle w:val="Normal"/>
+        <w:spacing w:before="0" w:after="160"/>
+        <w:jc w:val="both"/>
+        <w:rPr/>
+      </w:pPr>
+      <w:r>
+        <w:rPr/>
+        <w:t xml:space="preserve">The L1 data cache is 48 KiB per P-core and 32 KiB per E-core, totalling 352 KiB. L2 </w:t>
+      </w:r>
+      <w:r>
+        <w:rPr/>
+        <w:t>is</w:t>
+      </w:r>
+      <w:r>
+        <w:rPr/>
+        <w:t xml:space="preserve"> 6.5 MiB </w:t>
+      </w:r>
+      <w:r>
+        <w:rPr/>
+        <w:t xml:space="preserve">split </w:t>
+      </w:r>
+      <w:r>
+        <w:rPr/>
+        <w:t xml:space="preserve">across 4 instances, where each P-core has 1.25 MiB and pairs of E-cores share 2 MiB. L3 is a single 12 MiB shared cache. Each cache line is 64 bytes, </w:t>
+      </w:r>
+      <w:r>
+        <w:rPr/>
+        <w:t>which holds</w:t>
+      </w:r>
+      <w:r>
+        <w:rPr/>
+        <w:t xml:space="preserve"> 8 doubles. </w:t>
+      </w:r>
+    </w:p>
+    <w:p>
+      <w:pPr>
+        <w:pStyle w:val="Normal"/>
+        <w:spacing w:before="0" w:after="160"/>
+        <w:jc w:val="both"/>
+        <w:rPr/>
+      </w:pPr>
+      <w:r>
+        <w:rPr/>
+        <w:t xml:space="preserve">Matrix multiplication must traverse both rows of A and columns of B. The issue is that B has to be accessed column by column  since C is stored row-major, each step through k in the inner loop jumps a full row of N doubles in memory. </w:t>
+      </w:r>
+    </w:p>
+    <w:p>
+      <w:pPr>
+        <w:pStyle w:val="Normal"/>
+        <w:spacing w:before="0" w:after="160"/>
+        <w:jc w:val="both"/>
+        <w:rPr/>
+      </w:pPr>
+      <w:r>
+        <w:rPr/>
+        <w:t xml:space="preserve">For N=64 that already exceeds a single cache line, so each access to B fetches 64 bytes to use only 8 </w:t>
+      </w:r>
+      <w:r>
+        <w:rPr/>
+        <w:t>of them</w:t>
+      </w:r>
+      <w:r>
+        <w:rPr/>
+        <w:t xml:space="preserve">, wasting roughly 87.5% of every cache line loaded for B. </w:t>
+      </w:r>
+    </w:p>
+    <w:p>
+      <w:pPr>
+        <w:pStyle w:val="Normal"/>
+        <w:spacing w:before="0" w:after="160"/>
+        <w:jc w:val="both"/>
+        <w:rPr/>
+      </w:pPr>
+      <w:r>
+        <w:rPr/>
+        <w:t xml:space="preserve">The three NxN double matrices </w:t>
+      </w:r>
+      <w:r>
+        <w:rPr/>
+        <w:t>take up</w:t>
+      </w:r>
+      <w:r>
+        <w:rPr/>
+        <w:t xml:space="preserve"> 24N^2 bytes in total; they fit within L1 only for N</w:t>
       </w:r>
       <w:r>
         <w:rPr>
@@ -138,43 +238,223 @@
       </w:r>
       <w:r>
         <w:rPr/>
-        <w:t>707, at which point N = sqrt(12 × 1024² / 24). Beyond N=707 every cache miss goes to main memory and the application becomes fully memory-bandwidth-bound.</w:t>
-      </w:r>
-    </w:p>
-    <w:p>
-      <w:pPr>
-        <w:pStyle w:val="Normal"/>
-        <w:spacing w:before="0" w:after="160"/>
-        <w:jc w:val="both"/>
-        <w:rPr/>
-      </w:pPr>
-      <w:r>
-        <w:rPr/>
-        <w:t>Multicore. Ten physical cores (12 logical) enable thread-level parallelism via OpenMP. The P/E-core asymmetry means per-thread throughput differs across cores, so speedup will not scale uniformly with thread count.</w:t>
-      </w:r>
-    </w:p>
-    <w:p>
-      <w:pPr>
-        <w:pStyle w:val="Normal"/>
-        <w:spacing w:before="0" w:after="160"/>
-        <w:jc w:val="both"/>
-        <w:rPr/>
-      </w:pPr>
-      <w:r>
-        <w:rPr/>
-        <w:t>SIMD / AVX2. The avx2 flag in lscpu shows 256-bit vector register support, letting four 64-bit doubles be processed per instruction and directly increasing arithmetic throughput in the inner multiply-accumulate loop.</w:t>
-      </w:r>
-    </w:p>
-    <w:p>
-      <w:pPr>
-        <w:pStyle w:val="Normal"/>
-        <w:spacing w:before="0" w:after="160"/>
-        <w:jc w:val="both"/>
-        <w:rPr/>
-      </w:pPr>
-      <w:r>
-        <w:rPr/>
-        <w:t>FMA. Fused Multiply-Add merges a multiplication and addition into one instruction with a single rounding step, halving the instruction count of the inner loop's core operation and improving numerical accuracy.</w:t>
+        <w:t xml:space="preserve">707 </w:t>
+      </w:r>
+      <w:r>
+        <w:rPr/>
+        <w:t>where</w:t>
+      </w:r>
+      <w:r>
+        <w:rPr/>
+        <w:t xml:space="preserve"> N = sqrt(12 × 1024² / 24). Beyond N=707 every cache miss goes to main memory and the </w:t>
+      </w:r>
+      <w:r>
+        <w:rPr/>
+        <w:t>program</w:t>
+      </w:r>
+      <w:r>
+        <w:rPr/>
+        <w:t xml:space="preserve"> becomes fully memory-bandwidth-bound.</w:t>
+      </w:r>
+    </w:p>
+    <w:p>
+      <w:pPr>
+        <w:pStyle w:val="Normal"/>
+        <w:spacing w:before="0" w:after="160"/>
+        <w:jc w:val="both"/>
+        <w:rPr/>
+      </w:pPr>
+      <w:r>
+        <w:rPr/>
+        <w:t>Multicore:</w:t>
+      </w:r>
+    </w:p>
+    <w:p>
+      <w:pPr>
+        <w:pStyle w:val="Normal"/>
+        <w:spacing w:before="0" w:after="160"/>
+        <w:jc w:val="both"/>
+        <w:rPr/>
+      </w:pPr>
+      <w:r>
+        <w:rPr/>
+        <w:t>Having t</w:t>
+      </w:r>
+      <w:r>
+        <w:rPr/>
+        <w:t xml:space="preserve">en physical cores (12 logical) </w:t>
+      </w:r>
+      <w:r>
+        <w:rPr/>
+        <w:t>means that</w:t>
+      </w:r>
+      <w:r>
+        <w:rPr/>
+        <w:t xml:space="preserve"> thread-level parallelism </w:t>
+      </w:r>
+      <w:r>
+        <w:rPr/>
+        <w:t xml:space="preserve">is possible </w:t>
+      </w:r>
+      <w:r>
+        <w:rPr/>
+        <w:t>via OpenMP. The P and E-cores have different throughpu</w:t>
+      </w:r>
+      <w:r>
+        <w:rPr/>
+        <w:t>t</w:t>
+      </w:r>
+      <w:r>
+        <w:rPr/>
+        <w:t xml:space="preserve"> so speedup won't scale </w:t>
+      </w:r>
+      <w:r>
+        <w:rPr/>
+        <w:t>uniformly</w:t>
+      </w:r>
+      <w:r>
+        <w:rPr/>
+        <w:t xml:space="preserve"> with thread count </w:t>
+      </w:r>
+      <w:r>
+        <w:rPr/>
+        <w:t>across cores</w:t>
+      </w:r>
+      <w:r>
+        <w:rPr/>
+        <w:t>.</w:t>
+      </w:r>
+    </w:p>
+    <w:p>
+      <w:pPr>
+        <w:pStyle w:val="Normal"/>
+        <w:spacing w:before="0" w:after="160"/>
+        <w:jc w:val="both"/>
+        <w:rPr/>
+      </w:pPr>
+      <w:r>
+        <w:rPr/>
+        <w:t>SIMD / AVX2:</w:t>
+      </w:r>
+    </w:p>
+    <w:p>
+      <w:pPr>
+        <w:pStyle w:val="Normal"/>
+        <w:spacing w:before="0" w:after="160"/>
+        <w:jc w:val="both"/>
+        <w:rPr/>
+      </w:pPr>
+      <w:r>
+        <w:rPr/>
+        <w:t>The avx2 flag in lscpu shows 256-bit vector register</w:t>
+      </w:r>
+      <w:r>
+        <w:rPr/>
+        <w:t>s</w:t>
+      </w:r>
+      <w:r>
+        <w:rPr/>
+        <w:t xml:space="preserve">, </w:t>
+      </w:r>
+      <w:r>
+        <w:rPr/>
+        <w:t>which means</w:t>
+      </w:r>
+      <w:r>
+        <w:rPr/>
+        <w:t xml:space="preserve"> four 64-bit doubles be processed per instruction. </w:t>
+      </w:r>
+      <w:r>
+        <w:rPr/>
+        <w:t>This</w:t>
+      </w:r>
+      <w:r>
+        <w:rPr/>
+        <w:t xml:space="preserve"> directly increas</w:t>
+      </w:r>
+      <w:r>
+        <w:rPr/>
+        <w:t>es</w:t>
+      </w:r>
+      <w:r>
+        <w:rPr/>
+        <w:t xml:space="preserve"> arithmetic throughput in the inner multiply-accumulate loop.</w:t>
+      </w:r>
+    </w:p>
+    <w:p>
+      <w:pPr>
+        <w:pStyle w:val="Normal"/>
+        <w:spacing w:before="0" w:after="160"/>
+        <w:jc w:val="both"/>
+        <w:rPr/>
+      </w:pPr>
+      <w:r>
+        <w:rPr/>
+        <w:t>FMA:</w:t>
+      </w:r>
+    </w:p>
+    <w:p>
+      <w:pPr>
+        <w:pStyle w:val="Normal"/>
+        <w:spacing w:before="0" w:after="160"/>
+        <w:jc w:val="both"/>
+        <w:rPr/>
+      </w:pPr>
+      <w:r>
+        <w:rPr/>
+        <w:t xml:space="preserve">Fused Multiply-Add </w:t>
+      </w:r>
+      <w:r>
+        <w:rPr/>
+        <w:t>let</w:t>
+      </w:r>
+      <w:r>
+        <w:rPr/>
+        <w:t>s</w:t>
+      </w:r>
+      <w:r>
+        <w:rPr/>
+        <w:t xml:space="preserve"> a multiplication and addition </w:t>
+      </w:r>
+      <w:r>
+        <w:rPr/>
+        <w:t>happen in</w:t>
+      </w:r>
+      <w:r>
+        <w:rPr/>
+        <w:t xml:space="preserve"> one instruction with </w:t>
+      </w:r>
+      <w:r>
+        <w:rPr/>
+        <w:t>one</w:t>
+      </w:r>
+      <w:r>
+        <w:rPr/>
+        <w:t xml:space="preserve"> rounding step. </w:t>
+      </w:r>
+      <w:r>
+        <w:rPr/>
+        <w:t xml:space="preserve">This </w:t>
+      </w:r>
+      <w:r>
+        <w:rPr/>
+        <w:t>halv</w:t>
+      </w:r>
+      <w:r>
+        <w:rPr/>
+        <w:t>es</w:t>
+      </w:r>
+      <w:r>
+        <w:rPr/>
+        <w:t xml:space="preserve"> the instruction count of the inner loop's core operation and improv</w:t>
+      </w:r>
+      <w:r>
+        <w:rPr/>
+        <w:t>es</w:t>
+      </w:r>
+      <w:r>
+        <w:rPr/>
+        <w:t xml:space="preserve"> numerical accuracy.</w:t>
       </w:r>
     </w:p>
     <w:p>
@@ -441,43 +721,147 @@
       </w:pPr>
       <w:r>
         <w:rPr/>
-        <w:t>Performance starts at around 4.5x10^8 FLOPS at N=128, rises to a peak of approximately 7.3x10^8 FLOPS at N=256, then holds relatively stable through N=512. From N=640 to N=768 there is a sharp decrease, with FLOPS dropping from roughly 5.9x10^8 to 2.7x10^8 in a single step. Beyond N=768 the curve flattens to a floor of approximately 2x10^8 FLOPS for all remaining sizes up to N=2048. This corresponds to the three matrices overflowing the 12 MiB L3 cache.</w:t>
-      </w:r>
-    </w:p>
-    <w:p>
-      <w:pPr>
-        <w:pStyle w:val="Normal"/>
-        <w:spacing w:before="0" w:after="160"/>
-        <w:jc w:val="both"/>
-        <w:rPr/>
-      </w:pPr>
-      <w:r>
-        <w:rPr/>
-        <w:t>The three N×N double matrices together occupy 24N² bytes. They fit within L1 only for N = sqrt(32,768 / 24) ≈ 37, within L2 for N = sqrt(1,048,576 / 24) ≈ 209, and within the 12 MiB L3 for N = sqrt(12,582,912 / 24) ≈ 707. Beyond N=707 every cache miss goes to main memory and execution time grows much faster than the O(N³) FLOP count.</w:t>
-      </w:r>
-    </w:p>
-    <w:p>
-      <w:pPr>
-        <w:pStyle w:val="Normal"/>
-        <w:spacing w:before="0" w:after="160"/>
-        <w:jc w:val="both"/>
-        <w:rPr/>
-      </w:pPr>
-      <w:r>
-        <w:rPr/>
-        <w:t>The fall is steeper than simple cache overflow would predict because of the column-stride access to B. The innermost loop computes C[i][j] += A[i][k] * B[k][j] over k, and each increment of k moves B[k][j] by a full row of N x 8 bytes in memory. Even at N=128 that is 1,024 bytes per step, meaning every B access fetches a fresh 64-byte cache line to use one double from it. This wastes 87.5% of every cache line loaded for B and generates a miss rate far higher than the row-major accesses to A. This with L3 overflow it explains why the FLOPS floor at large N is only about 27% of the peak.</w:t>
-      </w:r>
-    </w:p>
-    <w:p>
-      <w:pPr>
-        <w:pStyle w:val="Normal"/>
-        <w:spacing w:before="0" w:after="160"/>
-        <w:jc w:val="both"/>
-        <w:rPr/>
-      </w:pPr>
-      <w:r>
-        <w:rPr/>
-        <w:t>By varying the dimensions independently shows that growth in N is most damaging: it worsens the B access stride and adds more output columns. Growth in M lengthens the innermost loop without changing the stride. Growth in L adds rows to A and C without affecting the B pattern at all, making it the least harmful dimension to scale.</w:t>
+        <w:t>At N=128 performance is around 4.5x10^8 FLOPS and it goes up to a peak of about 7.3x10^8 at N=256 before staying fairly stable through N=512. Then between N=640 and N=768 there's a sharp drop from 5.9x10^8 down to 2.7x10^8. Beyond N=768, the curve flattens out at around 2x10^8 for everything up to N=2048.</w:t>
+      </w:r>
+    </w:p>
+    <w:p>
+      <w:pPr>
+        <w:pStyle w:val="Normal"/>
+        <w:spacing w:before="0" w:after="160"/>
+        <w:jc w:val="both"/>
+        <w:rPr/>
+      </w:pPr>
+      <w:r>
+        <w:rPr/>
+        <w:t xml:space="preserve">This </w:t>
+      </w:r>
+      <w:r>
+        <w:rPr/>
+        <w:t xml:space="preserve">drop is due to the </w:t>
+      </w:r>
+      <w:r>
+        <w:rPr/>
+        <w:t>three matrices overflowing the 12 MiB L3 cache.</w:t>
+      </w:r>
+    </w:p>
+    <w:p>
+      <w:pPr>
+        <w:pStyle w:val="Normal"/>
+        <w:spacing w:before="0" w:after="160"/>
+        <w:jc w:val="both"/>
+        <w:rPr/>
+      </w:pPr>
+      <w:r>
+        <w:rPr/>
+        <w:t xml:space="preserve">The three N×N double matrices together </w:t>
+      </w:r>
+      <w:r>
+        <w:rPr/>
+        <w:t>take up</w:t>
+      </w:r>
+      <w:r>
+        <w:rPr/>
+        <w:t xml:space="preserve"> 24N² bytes. They fit </w:t>
+      </w:r>
+      <w:r>
+        <w:rPr/>
+        <w:t>in</w:t>
+      </w:r>
+      <w:r>
+        <w:rPr/>
+        <w:t xml:space="preserve"> L1 only for N = sqrt(32,768 / 24) ≈ 37, </w:t>
+      </w:r>
+      <w:r>
+        <w:rPr/>
+        <w:t>in</w:t>
+      </w:r>
+      <w:r>
+        <w:rPr/>
+        <w:t xml:space="preserve"> L2 for N = sqrt(1,048,576 / 24) ≈ 209, and </w:t>
+      </w:r>
+      <w:r>
+        <w:rPr/>
+        <w:t>in</w:t>
+      </w:r>
+      <w:r>
+        <w:rPr/>
+        <w:t xml:space="preserve"> the 12 MiB L3 for N = sqrt(12,582,912 / 24) ≈ 707. Beyond N=707 every cache miss goes to main memory and execution time grows much faster than the O(N³) FLOP count.</w:t>
+      </w:r>
+    </w:p>
+    <w:p>
+      <w:pPr>
+        <w:pStyle w:val="Normal"/>
+        <w:spacing w:before="0" w:after="160"/>
+        <w:jc w:val="both"/>
+        <w:rPr/>
+      </w:pPr>
+      <w:r>
+        <w:rPr/>
+        <w:t xml:space="preserve">The drop is worse than you'd expect from cache overflow alone because of how B is accessed </w:t>
+      </w:r>
+      <w:r>
+        <w:rPr/>
+        <w:t>(via column-stride access)</w:t>
+      </w:r>
+      <w:r>
+        <w:rPr/>
+        <w:t xml:space="preserve">. </w:t>
+      </w:r>
+    </w:p>
+    <w:p>
+      <w:pPr>
+        <w:pStyle w:val="Normal"/>
+        <w:spacing w:before="0" w:after="160"/>
+        <w:jc w:val="both"/>
+        <w:rPr/>
+      </w:pPr>
+      <w:r>
+        <w:rPr/>
+        <w:t xml:space="preserve">The innermost loop computes C[i][j] += A[i][k] * B[k][j] over k, and each increment of k moves B[k][j] by a full row of N x 8 bytes in memory. Even at N=128 that is 1,024 bytes per step, </w:t>
+      </w:r>
+      <w:r>
+        <w:rPr/>
+        <w:t>so</w:t>
+      </w:r>
+      <w:r>
+        <w:rPr/>
+        <w:t xml:space="preserve"> every B access fetches a fresh 64-byte cache line to use one double from it. This wastes 87.5% of every cache line loaded for B and </w:t>
+      </w:r>
+      <w:r>
+        <w:rPr/>
+        <w:t>means the</w:t>
+      </w:r>
+      <w:r>
+        <w:rPr/>
+        <w:t xml:space="preserve"> miss rate </w:t>
+      </w:r>
+      <w:r>
+        <w:rPr/>
+        <w:t xml:space="preserve">is </w:t>
+      </w:r>
+      <w:r>
+        <w:rPr/>
+        <w:t xml:space="preserve">far higher than the row-major accesses to A. This with </w:t>
+      </w:r>
+      <w:r>
+        <w:rPr/>
+        <w:t>the</w:t>
+      </w:r>
+      <w:r>
+        <w:rPr/>
+        <w:t xml:space="preserve"> L3 overflow explains why the FLOPS floor at large N is only about 27% of the peak.</w:t>
+      </w:r>
+    </w:p>
+    <w:p>
+      <w:pPr>
+        <w:pStyle w:val="Normal"/>
+        <w:spacing w:before="0" w:after="160"/>
+        <w:jc w:val="both"/>
+        <w:rPr/>
+      </w:pPr>
+      <w:r>
+        <w:rPr/>
+        <w:t>If you vary L, M and N independently, growth in N is most damaging: it worsens the B access stride and adds more output columns. Growth in M lengthens the innermost loop without changing the stride. Growth in L adds rows to A and C without affecting B at all, making it the least harmful dimension to scale.</w:t>
       </w:r>
     </w:p>
     <w:p>
@@ -759,55 +1143,244 @@
       <w:pPr>
         <w:pStyle w:val="Normal"/>
         <w:spacing w:before="0" w:after="160"/>
-        <w:rPr/>
-      </w:pPr>
-      <w:r>
-        <w:rPr/>
-        <w:t>I recompiled the baseline function at -O, -O1, -O2 and -O3 by adjusting $(OPT) in the makefile and ran the same matrix range. The results are shown in Figure 2.</w:t>
-      </w:r>
-    </w:p>
-    <w:p>
-      <w:pPr>
-        <w:pStyle w:val="Normal"/>
-        <w:spacing w:before="0" w:after="160"/>
-        <w:rPr/>
-      </w:pPr>
-      <w:r>
-        <w:rPr/>
-        <w:t>At -O no transformations are applied. Looking at main.s shows scalar vmulsd and vaddsd instructions operating on xmm registers, one double at a time, alongside explicit jmp and jl branch instructions on every loop iteration and variables reloaded from the stack via rbp-relative addresses. Performance sits in a flat band around 3 x 10^8 FLOPS, declining slightly to around 0.2x10^9 at large N.</w:t>
-      </w:r>
-    </w:p>
-    <w:p>
-      <w:pPr>
-        <w:pStyle w:val="Normal"/>
-        <w:spacing w:before="0" w:after="160"/>
-        <w:rPr/>
-      </w:pPr>
-      <w:r>
-        <w:rPr/>
-        <w:t>-O1 improves register allocation, dead code elimination and basic constant propagation, keeping loop counters and accumulators in registers rather than memory. This gives an improvement to roughly 0.4-0.55x10^9 FLOPS, though the loop structure itself is unchanged so the gain is limited.</w:t>
-      </w:r>
-    </w:p>
-    <w:p>
-      <w:pPr>
-        <w:pStyle w:val="Normal"/>
-        <w:spacing w:before="0" w:after="160"/>
-        <w:rPr/>
-      </w:pPr>
-      <w:r>
-        <w:rPr/>
-        <w:t>The most significant jump in the plot is from -O1 to -O2. At N=384, -O2 reaches approximately 1.65x10^9 FLOPS, roughly a 3x improvement over -O1 at the same size. The change in main.s is direct: vbroadcastsd loads a scalar from A[i][k] into all four lanes of a ymm register, followed by vmulpd and vaddpd operating on 256-bit ymm registers rather than individual xmm registers. This confirms GCC enables auto-vectorisation at -O2 on this target, transforming scalar mulsd/addsd pairs into four-wide AVX2 operations. -O2 also adds loop-invariant code motion and strength reduction, but the vectorisation is what drives the performance gain.</w:t>
-      </w:r>
-    </w:p>
-    <w:p>
-      <w:pPr>
-        <w:pStyle w:val="Normal"/>
-        <w:spacing w:before="0" w:after="160"/>
-        <w:rPr/>
-      </w:pPr>
-      <w:r>
-        <w:rPr/>
-        <w:t>-O3 adds more aggressive loop unrolling and peaks at approximately 1.7x10^9 FLOPS at N=384, only marginally higher than -O2. The two curves are very similar across the entire dimension range, which shows that on this system vectorisation is already fully exploited at -O2 and the additional unrolling at -O3 offers little further benefit for this loop structure. All remaining tasks compile at -O3, though the practical advantage over -O2 is minimal here.</w:t>
+        <w:jc w:val="both"/>
+        <w:rPr/>
+      </w:pPr>
+      <w:r>
+        <w:rPr/>
+        <w:t xml:space="preserve">I recompiled the baseline function at -O, -O1, -O2 and -O3 by </w:t>
+      </w:r>
+      <w:r>
+        <w:rPr/>
+        <w:t>changing</w:t>
+      </w:r>
+      <w:r>
+        <w:rPr/>
+        <w:t xml:space="preserve"> $(OPT) in the makefile and ran the same matrix range. The results are shown in Figure 2.</w:t>
+      </w:r>
+    </w:p>
+    <w:p>
+      <w:pPr>
+        <w:pStyle w:val="Normal"/>
+        <w:spacing w:before="0" w:after="160"/>
+        <w:jc w:val="both"/>
+        <w:rPr/>
+      </w:pPr>
+      <w:r>
+        <w:rPr/>
+        <w:t xml:space="preserve">At -O no transformations are applied. Looking at main.s, </w:t>
+      </w:r>
+      <w:r>
+        <w:rPr/>
+        <w:t>you can see</w:t>
+      </w:r>
+      <w:r>
+        <w:rPr/>
+        <w:t xml:space="preserve"> scalar vmulsd and vaddsd instructions on xmm registers </w:t>
+      </w:r>
+      <w:r>
+        <w:rPr/>
+        <w:t xml:space="preserve">doing </w:t>
+      </w:r>
+      <w:r>
+        <w:rPr/>
+        <w:t xml:space="preserve">one double at a time, </w:t>
+      </w:r>
+      <w:r>
+        <w:rPr/>
+        <w:t>with</w:t>
+      </w:r>
+      <w:r>
+        <w:rPr/>
+        <w:t xml:space="preserve"> explicit jmp and jl branch instructions on every loop iteration and variables reloaded from the stack </w:t>
+      </w:r>
+      <w:r>
+        <w:rPr/>
+        <w:t>through</w:t>
+      </w:r>
+      <w:r>
+        <w:rPr/>
+        <w:t xml:space="preserve"> rbp addresses. Performance </w:t>
+      </w:r>
+      <w:r>
+        <w:rPr/>
+        <w:t>is</w:t>
+      </w:r>
+      <w:r>
+        <w:rPr/>
+        <w:t xml:space="preserve"> around 3 x 10^8 FLOPS </w:t>
+      </w:r>
+      <w:r>
+        <w:rPr/>
+        <w:t>across most sizes</w:t>
+      </w:r>
+      <w:r>
+        <w:rPr/>
+        <w:t xml:space="preserve">, </w:t>
+      </w:r>
+      <w:r>
+        <w:rPr/>
+        <w:t>dropping</w:t>
+      </w:r>
+      <w:r>
+        <w:rPr/>
+        <w:t xml:space="preserve"> slightly to around 0.2x10^9 at large N.</w:t>
+      </w:r>
+    </w:p>
+    <w:p>
+      <w:pPr>
+        <w:pStyle w:val="Normal"/>
+        <w:spacing w:before="0" w:after="160"/>
+        <w:jc w:val="both"/>
+        <w:rPr/>
+      </w:pPr>
+      <w:r>
+        <w:rPr/>
+        <w:t xml:space="preserve">-O1 improves register allocation, dead code elimination and basic constant propagation, keeping loop counters and accumulators in registers rather than memory. This gives an improvement </w:t>
+      </w:r>
+      <w:r>
+        <w:rPr/>
+        <w:t>of</w:t>
+      </w:r>
+      <w:r>
+        <w:rPr/>
+        <w:t xml:space="preserve"> 0.4-0.55x10^9 FLOPS, though the loop structure itself is unchanged so the </w:t>
+      </w:r>
+      <w:r>
+        <w:rPr/>
+        <w:t>improvement</w:t>
+      </w:r>
+      <w:r>
+        <w:rPr/>
+        <w:t xml:space="preserve"> is limited.</w:t>
+      </w:r>
+    </w:p>
+    <w:p>
+      <w:pPr>
+        <w:pStyle w:val="Normal"/>
+        <w:spacing w:before="0" w:after="160"/>
+        <w:jc w:val="both"/>
+        <w:rPr/>
+      </w:pPr>
+      <w:r>
+        <w:rPr/>
+        <w:t xml:space="preserve">The most significant jump is from -O1 to -O2. At N=384, -O2 reaches approximately 1.65x10^9 FLOPS, roughly a 3x improvement over -O1 at the same size. Looking at main.s, you can see vbroadcastsd loads a scalar from A[i][k] into all four lanes of a ymm register, followed by vmulpd and vaddpd </w:t>
+      </w:r>
+      <w:r>
+        <w:rPr/>
+        <w:t>working</w:t>
+      </w:r>
+      <w:r>
+        <w:rPr/>
+        <w:t xml:space="preserve"> on 256-bit ymm registers rather than individual xmm registers. </w:t>
+      </w:r>
+    </w:p>
+    <w:p>
+      <w:pPr>
+        <w:pStyle w:val="Normal"/>
+        <w:spacing w:before="0" w:after="160"/>
+        <w:jc w:val="both"/>
+        <w:rPr/>
+      </w:pPr>
+      <w:r>
+        <w:rPr/>
+        <w:t xml:space="preserve">This </w:t>
+      </w:r>
+      <w:r>
+        <w:rPr/>
+        <w:t>means</w:t>
+      </w:r>
+      <w:r>
+        <w:rPr/>
+        <w:t xml:space="preserve"> GCC enables auto-vectorisation at -O2, </w:t>
+      </w:r>
+      <w:r>
+        <w:rPr/>
+        <w:t>converting</w:t>
+      </w:r>
+      <w:r>
+        <w:rPr/>
+        <w:t xml:space="preserve"> scalar mulsd/addsd pairs into four-wide AVX2 operations. -O2 also adds loop-invariant code motion and strength reduction, but the vectorisation is what </w:t>
+      </w:r>
+      <w:r>
+        <w:rPr/>
+        <w:t>give</w:t>
+      </w:r>
+      <w:r>
+        <w:rPr/>
+        <w:t xml:space="preserve">s </w:t>
+      </w:r>
+      <w:r>
+        <w:rPr/>
+        <w:t xml:space="preserve">the </w:t>
+      </w:r>
+      <w:r>
+        <w:rPr/>
+        <w:t xml:space="preserve">biggest </w:t>
+      </w:r>
+      <w:r>
+        <w:rPr/>
+        <w:t>performance gain.</w:t>
+      </w:r>
+    </w:p>
+    <w:p>
+      <w:pPr>
+        <w:pStyle w:val="Normal"/>
+        <w:spacing w:before="0" w:after="160"/>
+        <w:jc w:val="both"/>
+        <w:rPr/>
+      </w:pPr>
+      <w:r>
+        <w:rPr/>
+        <w:t xml:space="preserve">-O3 adds more aggressive loop unrolling and peaks at approximately 1.7x10^9 FLOPS at N=384, only marginally higher than -O2. The two curves are very similar across the entire dimension range, which shows that on this system vectorisation is already </w:t>
+      </w:r>
+      <w:r>
+        <w:rPr/>
+        <w:t>maxed out</w:t>
+      </w:r>
+      <w:r>
+        <w:rPr/>
+        <w:t xml:space="preserve"> at -O2 and the </w:t>
+      </w:r>
+      <w:r>
+        <w:rPr/>
+        <w:t>extra</w:t>
+      </w:r>
+      <w:r>
+        <w:rPr/>
+        <w:t xml:space="preserve"> unrolling at -O3 offers little further benefit for this loop structure. </w:t>
+      </w:r>
+      <w:r>
+        <w:rPr/>
+        <w:t xml:space="preserve">I have </w:t>
+      </w:r>
+      <w:r>
+        <w:rPr/>
+        <w:t>compile</w:t>
+      </w:r>
+      <w:r>
+        <w:rPr/>
+        <w:t>d</w:t>
+      </w:r>
+      <w:r>
+        <w:rPr/>
+        <w:t xml:space="preserve"> at -O3 </w:t>
+      </w:r>
+      <w:r>
+        <w:rPr/>
+        <w:t>for all remaining tasks</w:t>
+      </w:r>
+      <w:r>
+        <w:rPr/>
+        <w:t xml:space="preserve">, </w:t>
+      </w:r>
+      <w:r>
+        <w:rPr/>
+        <w:t>but</w:t>
+      </w:r>
+      <w:r>
+        <w:rPr/>
+        <w:t xml:space="preserve"> the advantage over -O2 is minimal.</w:t>
       </w:r>
     </w:p>
     <w:p>
@@ -917,60 +1490,92 @@
       </w:pPr>
       <w:r>
         <w:rPr/>
-        <w:t>unrolled_matrix_multiply() manually unrolls the j loop by a factor of UNROLL, accumulating partial results into a local C_temp[UNROLL] array before writing back to C. I tested UNROLL values of 1, 2, 4, 8 and 16 at -O3.</w:t>
-      </w:r>
-    </w:p>
-    <w:p>
-      <w:pPr>
-        <w:pStyle w:val="Normal"/>
-        <w:spacing w:before="0" w:after="160"/>
-        <w:jc w:val="both"/>
-        <w:rPr/>
-      </w:pPr>
-      <w:r>
-        <w:rPr/>
-        <w:t>Loop unrolling reduces the number of branch checks and counter increments by processing UNROLL elements per iteration instead of one. More importantly, it increases instruction-level parallelism by making the loop body longer: the accumulators C_temp[0] through C_temp[UNROLL-1] are fully independent across j iterations, so a larger UNROLL window gives the out-of-order scheduler more independent multiply-accumulate operations to dispatch simultaneously.</w:t>
-      </w:r>
-    </w:p>
-    <w:p>
-      <w:pPr>
-        <w:pStyle w:val="Normal"/>
-        <w:spacing w:before="0" w:after="160"/>
-        <w:jc w:val="both"/>
-        <w:rPr/>
-      </w:pPr>
-      <w:r>
-        <w:rPr/>
-        <w:t>Figure 3 shows a clear and consistent benefit from unrolling. UNROLL=1 performs noticeably worse than all other values across the full N range, peaking at around 1.9x10^9 FLOPS at N=384 and falling to under 1.0x10^9 at N=1800. UNROLL=2, 4, 8 and 16 all substantially outperform it, with UNROLL=16 consistently the best or joint-best, peaking at approximately 3.75x10^9 FLOPS at N=256. UNROLL=8 is very close behind.</w:t>
-      </w:r>
-    </w:p>
-    <w:p>
-      <w:pPr>
-        <w:pStyle w:val="Normal"/>
-        <w:rPr/>
-      </w:pPr>
-      <w:r>
-        <w:rPr/>
-        <w:t xml:space="preserve">The manual unrolling is beneficial at -O3 here. The compiler vectorises the inner k loop but does not fully unroll the j dimension to the same degree, leaving instruction-level parallelism unexploited across j iterations. The UNROLL=1 result makes this gap clear: even with the compiler's own optimisations applied, a single-element j loop is substantially slower, and the assembly confirms this with a single vmulsd/vaddsd pair per iteration operating on scalar xmm registers. </w:t>
-      </w:r>
-    </w:p>
-    <w:p>
-      <w:pPr>
-        <w:pStyle w:val="Normal"/>
-        <w:rPr/>
-      </w:pPr>
-      <w:r>
-        <w:rPr/>
-      </w:r>
-    </w:p>
-    <w:p>
-      <w:pPr>
-        <w:pStyle w:val="Normal"/>
-        <w:rPr/>
-      </w:pPr>
-      <w:r>
-        <w:rPr/>
-        <w:t>At higher UNROLL values the assembly shows multiple vmulpd instructions back to back on ymm registers, which confirms the compiler is now vectorising across the wider accumulator array. At UNROLL=16 there is no sign of register spilling, suggesting all 16 independent accumulators fit comfortably within the AVX2 register file.</w:t>
+        <w:t xml:space="preserve">unrolled_matrix_multiply() unrolls the j loop by a factor of UNROLL, </w:t>
+      </w:r>
+      <w:r>
+        <w:rPr/>
+        <w:t>storing</w:t>
+      </w:r>
+      <w:r>
+        <w:rPr/>
+        <w:t xml:space="preserve"> partial results into a local C_temp[UNROLL] array before writing back to C </w:t>
+      </w:r>
+      <w:r>
+        <w:rPr/>
+        <w:t>at the end</w:t>
+      </w:r>
+      <w:r>
+        <w:rPr/>
+        <w:t>. I tested UNROLL values of 1, 2, 4, 8 and 16 at -O3.</w:t>
+      </w:r>
+    </w:p>
+    <w:p>
+      <w:pPr>
+        <w:pStyle w:val="Normal"/>
+        <w:spacing w:before="0" w:after="160"/>
+        <w:jc w:val="both"/>
+        <w:rPr/>
+      </w:pPr>
+      <w:r>
+        <w:rPr/>
+        <w:t xml:space="preserve">The idea behind loop unrolling is that branch checks and counter increments happen once per UNROLL elements instead of once per element, which cuts overhead. More importantly, it increases instruction-level parallelism by making the loop body longer. </w:t>
+      </w:r>
+      <w:r>
+        <w:rPr/>
+        <w:t>T</w:t>
+      </w:r>
+      <w:r>
+        <w:rPr/>
+        <w:t>he accumulators C_temp[0] through C_temp[UNROLL-1] are fully independent across j iterations and the out-of-order scheduler has more independent multiply-accumulate operations it can issue at once.</w:t>
+      </w:r>
+    </w:p>
+    <w:p>
+      <w:pPr>
+        <w:pStyle w:val="Normal"/>
+        <w:spacing w:before="0" w:after="160"/>
+        <w:jc w:val="both"/>
+        <w:rPr/>
+      </w:pPr>
+      <w:r>
+        <w:rPr/>
+        <w:t>Looking at Figure 3 there is a clear benefit from unrolling. UNROLL=1 performs noticeably worse than all other values across the full N range, peaking at around 1.9x10^9 FLOPS at N=384 and falling to under 1.0x10^9 at N=1800. UNROLL=2, 4, 8 and 16 all substantially outperform it, with UNROLL=16 consistently the best, peaking at approximately 3.75x10^9 FLOPS at N=256. UNROLL=8 is very close behind.</w:t>
+      </w:r>
+    </w:p>
+    <w:p>
+      <w:pPr>
+        <w:pStyle w:val="Normal"/>
+        <w:rPr/>
+      </w:pPr>
+      <w:r>
+        <w:rPr/>
+        <w:t>Manual unrolling actually helps at -O3 here.  The compiler vectorises the inner k loop but does not fully unroll the j dimension to the same degree, leaving instruction-level parallelism unexploited across j iterations. The UNROLL=1 result makes this gap clear: even with the compiler's own optimisations applied, a single-element j loop is substantially slower,  and looking at the assembly you can see it produces a single vmulsd/vaddsd pair per iteration on scalar xmm registers.</w:t>
+      </w:r>
+    </w:p>
+    <w:p>
+      <w:pPr>
+        <w:pStyle w:val="Normal"/>
+        <w:rPr/>
+      </w:pPr>
+      <w:r>
+        <w:rPr/>
+      </w:r>
+    </w:p>
+    <w:p>
+      <w:pPr>
+        <w:pStyle w:val="Normal"/>
+        <w:rPr/>
+      </w:pPr>
+      <w:r>
+        <w:rPr/>
+        <w:t xml:space="preserve">At higher UNROLL values the assembly shows multiple vmulpd instructions back to back on ymm registers, which </w:t>
+      </w:r>
+      <w:r>
+        <w:rPr/>
+        <w:t>means</w:t>
+      </w:r>
+      <w:r>
+        <w:rPr/>
+        <w:t xml:space="preserve"> the compiler is now vectorising across the wider accumulator array. At UNROLL=16 there is no sign of register spilling, suggesting all 16 independent accumulators fit within the AVX2 register file.</w:t>
       </w:r>
     </w:p>
     <w:p>
@@ -1210,53 +1815,131 @@
       </w:pPr>
       <w:r>
         <w:rPr/>
-        <w:t>I tested multicore_matrix_multiply() with OMP_THREADS set to 1, 2, 4, 6, 8, 10 and 12, compiled at -O3. The results are shown in Figure 4.</w:t>
-      </w:r>
-    </w:p>
-    <w:p>
-      <w:pPr>
-        <w:pStyle w:val="Normal"/>
-        <w:spacing w:before="0" w:after="160"/>
-        <w:jc w:val="both"/>
-        <w:rPr/>
-      </w:pPr>
-      <w:r>
-        <w:rPr/>
-        <w:t>Matrix multiplication is parallel in the row dimension: each row of C depends only on one row of A and the entirety of B, so rows are completely independent and OpenMP can distribute them across threads with no synchronisation overhead.</w:t>
-      </w:r>
-    </w:p>
-    <w:p>
-      <w:pPr>
-        <w:pStyle w:val="Normal"/>
-        <w:spacing w:before="0" w:after="160"/>
-        <w:jc w:val="both"/>
-        <w:rPr/>
-      </w:pPr>
-      <w:r>
-        <w:rPr/>
-        <w:t>The plot shows clear scaling from 1 to 4 threads, with 1 thread peaking at ~1.2x10^9 FLOPS and 4 threads reaching ~3.2x10^9, roughly a 2.7x improvement. Beyond 4 threads gains slow, and from 8 threads the curves begin to cluster. 10 threads achieves the highest single peak of approximately 6.8x10^9 FLOPS at N=384, which is higher than 12 threads at the same point (~5.9x10^9). This makes 10 threads equal to the number of physical cores the optimal choice rather than the full 12 logical CPUs.</w:t>
-      </w:r>
-    </w:p>
-    <w:p>
-      <w:pPr>
-        <w:pStyle w:val="Normal"/>
-        <w:spacing w:before="0" w:after="160"/>
-        <w:jc w:val="both"/>
-        <w:rPr/>
-      </w:pPr>
-      <w:r>
-        <w:rPr/>
-        <w:t xml:space="preserve">12 threads underperforms 10 threads at the peak because the two extra logical threads come from Hyper-Threading on the P-cores. Hyper-Threading  shares all execution units between two logical threads on the same physical core. Since the inner multiply-accumulate loop is compute-bound and already saturates the floating-point units, the second hyperthread has no idle resources to use and introduces scheduling noise instead. </w:t>
-      </w:r>
-    </w:p>
-    <w:p>
-      <w:pPr>
-        <w:pStyle w:val="Normal"/>
-        <w:rPr/>
-      </w:pPr>
-      <w:r>
-        <w:rPr/>
-        <w:t>Hyper-Threading benefits latency-hiding in memory-bound workloads rather than compute-bound loops like this one. The non-linear scaling between 4 and 10 threads also reflects the hybrid architecture: each core has separate L1 instruction and data caches, and the E-cores have a smaller L1d (32 KiB) than the P-cores (48 KiB) as well as lower per-thread floating-point throughput, so the speedup curve bends as the faster P-core threads saturate first.</w:t>
+        <w:t xml:space="preserve">I tested multicore_matrix_multiply() with OMP_THREADS </w:t>
+      </w:r>
+      <w:r>
+        <w:rPr/>
+        <w:t>at</w:t>
+      </w:r>
+      <w:r>
+        <w:rPr/>
+        <w:t xml:space="preserve"> 1, 2, 4, 6, 8, 10 and 12, compiled at -O3. The results are shown in Figure 4.</w:t>
+      </w:r>
+    </w:p>
+    <w:p>
+      <w:pPr>
+        <w:pStyle w:val="Normal"/>
+        <w:spacing w:before="0" w:after="160"/>
+        <w:jc w:val="both"/>
+        <w:rPr/>
+      </w:pPr>
+      <w:r>
+        <w:rPr/>
+        <w:t xml:space="preserve">Matrix multiplication works well in parallel in the row dimension </w:t>
+      </w:r>
+      <w:r>
+        <w:rPr/>
+        <w:t>because</w:t>
+      </w:r>
+      <w:r>
+        <w:rPr/>
+        <w:t xml:space="preserve"> each row of C depends only on one row of A and the entirety of B, so rows are completely independent and OpenMP can distribute them across threads with no synchronisation overhead.</w:t>
+      </w:r>
+    </w:p>
+    <w:p>
+      <w:pPr>
+        <w:pStyle w:val="Normal"/>
+        <w:spacing w:before="0" w:after="160"/>
+        <w:jc w:val="both"/>
+        <w:rPr/>
+      </w:pPr>
+      <w:r>
+        <w:rPr/>
+        <w:t xml:space="preserve">The </w:t>
+      </w:r>
+      <w:r>
+        <w:rPr/>
+        <w:t>graph</w:t>
+      </w:r>
+      <w:r>
+        <w:rPr/>
+        <w:t xml:space="preserve"> shows clear scaling from 1 to 4 threads, with 1 thread peaking at ~1.2x10^9 FLOPS and 4 threads reaching ~3.2x10^9, roughly a 2.7x improvement. Beyond 4 threads, </w:t>
+      </w:r>
+      <w:r>
+        <w:rPr/>
+        <w:t>the</w:t>
+      </w:r>
+      <w:r>
+        <w:rPr/>
+        <w:t xml:space="preserve"> </w:t>
+      </w:r>
+      <w:r>
+        <w:rPr/>
+        <w:t xml:space="preserve">improvements </w:t>
+      </w:r>
+      <w:r>
+        <w:rPr/>
+        <w:t>slow</w:t>
+      </w:r>
+      <w:r>
+        <w:rPr/>
+        <w:t>s</w:t>
+      </w:r>
+      <w:r>
+        <w:rPr/>
+        <w:t xml:space="preserve">, and from 8 threads the curves begin to cluster. 10 threads achieves the highest single peak of approximately 6.8x10^9 FLOPS at N=384, which is higher than 12 threads at the same point (~5.9x10^9). This </w:t>
+      </w:r>
+      <w:r>
+        <w:rPr/>
+        <w:t>is because</w:t>
+      </w:r>
+      <w:r>
+        <w:rPr/>
+        <w:t xml:space="preserve"> 10 threads </w:t>
+      </w:r>
+      <w:r>
+        <w:rPr/>
+        <w:t xml:space="preserve">is </w:t>
+      </w:r>
+      <w:r>
+        <w:rPr/>
+        <w:t xml:space="preserve">equal to the number of physical cores </w:t>
+      </w:r>
+      <w:r>
+        <w:rPr/>
+        <w:t xml:space="preserve">so it is </w:t>
+      </w:r>
+      <w:r>
+        <w:rPr/>
+        <w:t>the optimal choice rather than the full 12 logical CPUs.</w:t>
+      </w:r>
+    </w:p>
+    <w:p>
+      <w:pPr>
+        <w:pStyle w:val="Normal"/>
+        <w:spacing w:before="0" w:after="160"/>
+        <w:jc w:val="both"/>
+        <w:rPr/>
+      </w:pPr>
+      <w:r>
+        <w:rPr/>
+        <w:t xml:space="preserve">12 threads </w:t>
+      </w:r>
+      <w:r>
+        <w:rPr/>
+        <w:t>is worse than</w:t>
+      </w:r>
+      <w:r>
+        <w:rPr/>
+        <w:t xml:space="preserve"> 10 threads at the peak because the two extra logical threads come from Hyper-Threading on the P-cores.  Hyper-Threading puts two logical threads on the same physical core and they share all the execution units.  Since the inner loop is compute-bound and already maxing out the floating point units, the second hyperthread has nothing useful to do and just adds noise. Hyper-Threading is more useful for memory-bound workloads where there's idle time to fill rather than compute-bound loops like this one. The non-linear scaling between 4 and 10 threads also </w:t>
+      </w:r>
+      <w:r>
+        <w:rPr/>
+        <w:t>is due to</w:t>
+      </w:r>
+      <w:r>
+        <w:rPr/>
+        <w:t xml:space="preserve"> the hybrid architecture: each core has separate L1 instruction and data caches, and the E-cores have a smaller L1d (32 KiB) than the P-cores (48 KiB) as well as lower per-thread floating-point throughput, so the speedup curve bends as the faster P-core threads fill up first.</w:t>
       </w:r>
     </w:p>
     <w:p>
@@ -1534,29 +2217,37 @@
       </w:pPr>
       <w:r>
         <w:rPr/>
-        <w:t>The problem with the unoptimised loop is the 87.5% cache-line waste on B accesses described earlier. As N grows the working set overflows each cache level in turn, and by the time L3 is exceeded the application spends most of its time waiting on main memory.</w:t>
-      </w:r>
-    </w:p>
-    <w:p>
-      <w:pPr>
-        <w:pStyle w:val="Normal"/>
-        <w:spacing w:before="0" w:after="160"/>
-        <w:rPr/>
-      </w:pPr>
-      <w:r>
-        <w:rPr/>
-        <w:t>Blocking addresses this by partitioning the matrices into blocks of BLOCK_SIZE x BLOCK_SIZE and completing the full k-accumulation for each block before moving on. While one block is being processed, all three block submatrices stay resident in L1, so accesses within the block hit L1 rather than requiring a cache refill.</w:t>
-      </w:r>
-    </w:p>
-    <w:p>
-      <w:pPr>
-        <w:pStyle w:val="Normal"/>
-        <w:spacing w:before="0" w:after="160"/>
-        <w:rPr/>
-      </w:pPr>
-      <w:r>
-        <w:rPr/>
-        <w:t>I tested BLOCK_SIZE values of 8, 16, 32, 64 and 128 at -O3 across N=128 to N=2048, with results shown in Figure 5. BLOCK_SIZE=8 is by far the best. It starts at approximately 4.4x10^9 FLOPS at N=128 and actually increases with matrix size, reaching around 6.8x10^9 FLOPS at N=1500 and sustaining this well beyond the L3 boundary where all other sizes plateau. BLOCK_SIZE=16 is second at roughly 2.5-3.0x10^9, with BLOCK_SIZE=32 and 64 close behind, and BLOCK_SIZE=128 the worst.</w:t>
+        <w:t>The problem with the unoptimised loop is the 87.5% cache-line waste on B accesses described earlier. As N grows the working set overflows each cache level and eventually once L3 is exceeded the program spends most of its time just waiting for memory.</w:t>
+      </w:r>
+    </w:p>
+    <w:p>
+      <w:pPr>
+        <w:pStyle w:val="Normal"/>
+        <w:spacing w:before="0" w:after="160"/>
+        <w:rPr/>
+      </w:pPr>
+      <w:r>
+        <w:rPr/>
+        <w:t>Blocking fixes this by splitting the matrices into BLOCK_SIZE x BLOCK_SIZE blocks and doing the full k-accumulation for each block before moving on. Whilst a block is being processed all three submatrices for that block stay in L1, so everything hits L1 instead of causing a refill each time.</w:t>
+      </w:r>
+    </w:p>
+    <w:p>
+      <w:pPr>
+        <w:pStyle w:val="Normal"/>
+        <w:spacing w:before="0" w:after="160"/>
+        <w:rPr/>
+      </w:pPr>
+      <w:r>
+        <w:rPr/>
+        <w:t xml:space="preserve">I tested BLOCK_SIZE values of 8, 16, 32, 64 and 128 at -O3 across N=128 to N=2048, with results shown in Figure 5. BLOCK_SIZE=8 is by far the best. It starts at approximately 4.4x10^9 FLOPS at N=128 and increases with matrix size, reaching around 6.8x10^9 FLOPS at N=1500 and </w:t>
+      </w:r>
+      <w:r>
+        <w:rPr/>
+        <w:t>staying like</w:t>
+      </w:r>
+      <w:r>
+        <w:rPr/>
+        <w:t xml:space="preserve"> this well beyond the L3 boundary where all other sizes plateau. BLOCK_SIZE=16 is second at roughly 2.5-3.0x10^9, with BLOCK_SIZE=32 and 64 close behind, and BLOCK_SIZE=128 the worst.</w:t>
       </w:r>
     </w:p>
     <w:p>
@@ -1611,7 +2302,18 @@
       </w:pPr>
       <w:r>
         <w:rPr/>
-        <w:t>The reason is compiler code generation. The do_block() function has three nested loops each bounded by the compile-time constant BLOCK_SIZE. At BLOCK_SIZE=8 those loops cover only 8x8x8 = 512 iterations total, which the compiler can fully unroll and vectorise into a tight sequence of AVX2 instructions, effectively treating the entire block as a fixed-size kernel. This is visible in main.s: the assembly shows 8 consecutive vmulpd instructions at 32-byte offsets (0, 32B, 64B, 96B, 128B, 160B, 192B, 224B) with no loop branches between them, confirming the entire block was unrolled into a branchless sequence of four-wide vector operations. At BLOCK_SIZE=32 the inner triple loop covers 32,768 iterations, which the compiler cannot fully unroll. BLOCK_SIZE=8 therefore benefits from both block-induced cache reuse and aggressive compiler loop optimisation at the same time, while BLOCK_SIZE=32 only gets the cache benefit. The optimal block size is determined by cache capacity and how the compiler can optimise small fixed-size loops.</w:t>
+        <w:t>The reason is compiler code generation. The do_block() function has three nested loops each bounded by the compile-time constant BLOCK_SIZE. At BLOCK_SIZE=8 those loops cover only 8x8x8 = 512 iterations total, which the compiler can fully unroll and vectorise into a  sequence of AVX2 instructions with no loop overhead at all. You can actually see this in main.s: there are 8 consecutive vmulpd instructions at 32-byte offsets (0, 32B, 64B, 96B, 128B, 160B, 192B, 224B) with no branch instructions between them, so the whole block got turned into a branchless sequence of four-wide vector ops.</w:t>
+      </w:r>
+    </w:p>
+    <w:p>
+      <w:pPr>
+        <w:pStyle w:val="Normal"/>
+        <w:spacing w:before="0" w:after="160"/>
+        <w:rPr/>
+      </w:pPr>
+      <w:r>
+        <w:rPr/>
+        <w:t>At BLOCK_SIZE=32 the inner triple loop covers 32,768 iterations, which the compiler cannot fully unroll. BLOCK_SIZE=8 therefore benefits from both block-induced cache reuse and aggressive compiler loop optimisation at the same time, while BLOCK_SIZE=32 only gets the cache benefit. The optimal block size is determined by cache capacity and how the compiler can optimise small fixed-size loops.</w:t>
       </w:r>
     </w:p>
     <w:p>
@@ -1709,18 +2411,34 @@
       </w:pPr>
       <w:r>
         <w:rPr/>
-        <w:t>subword_parallelism_matrix_multiply() uses AVX2 intrinsics to process four doubles per instruction. _mm256_broadcast_sd loads a scalar A[i][k] into all four lanes of a 256-bit register; _mm256_load_pd loads four consecutive B[k][j] elements; _mm256_mul_pd and _mm256_add_pd perform the four-wide multiply-accumulate; and _mm256_store_pd writes the result back. This replaces four sequential scalar operations with one vector instruction. The pattern is visible in main.s: vbroadcastsd loads A[i][k] into ymm1, followed by vmulpd and vaddpd operating on 256-bit ymm registers.</w:t>
-      </w:r>
-    </w:p>
-    <w:p>
-      <w:pPr>
-        <w:pStyle w:val="Normal"/>
-        <w:spacing w:before="0" w:after="160"/>
-        <w:rPr/>
-      </w:pPr>
-      <w:r>
-        <w:rPr/>
-        <w:t>Figure 6 shows the SIMD implementation at approximately 3.9x10^9 FLOPS at N=128, declining to around 1.65x10^9 FLOPS at N=2048. The -O3 baseline peaks at roughly 1.5x10^9 at N=384 and falls to about 0.7x10^9 at large N. The speedup at small N is around 3.5x and narrows to approximately 2.4x at large N, falling short of the theoretical 4x because the -O3 baseline already uses some auto-vectorisation and both implementations begin waiting on memory as N grows past the L3 boundary. The gap does not collapse entirely at large N though: SIMD maintains roughly a 2x advantage at N=2048 because the wider vector loads reduce the number of individual memory transactions required. The 32-byte alignment from aligned_alloc() is essential throughout since _mm256_load_pd requires 32-byte aligned addresses and will segfault otherwise.</w:t>
+        <w:t>subword_parallelism_matrix_multiply() uses AVX2 to do four doubles per instruction. _mm256_broadcast_sd copies A[i][k] into all four lanes of a 256-bit register, _mm256_load_pd loads four B[k][j] values, then _mm256_mul_pd and _mm256_add_pd do the multiply-accumulate across all four at once, and _mm256_store_pd writes it back. So one vector instruction replaces what would be four separate scalar ones. Looking at main.s you can see exactly this pattern: vbroadcastsd loading A[i][k] into ymm1 then vmulpd and vaddpd working on 256-bit ymm registers.</w:t>
+      </w:r>
+    </w:p>
+    <w:p>
+      <w:pPr>
+        <w:pStyle w:val="Normal"/>
+        <w:spacing w:before="0" w:after="160"/>
+        <w:rPr/>
+      </w:pPr>
+      <w:r>
+        <w:rPr/>
+        <w:t xml:space="preserve">From Figure 6 the SIMD version starts at around 3.9x10^9 FLOPS at N=128 and comes down to about 1.65x10^9 at N=2048. The -O3 baseline peaks at roughly 1.5x10^9 at N=384 and falls to about 0.7x10^9 at large N. The speedup at small N is around 3.5x and narrows to approximately 2.4x at large N, falling short of the theoretical 4x because the -O3 baseline already uses some auto-vectorisation and both implementations begin waiting on memory as N grows past the L3 boundary. The gap does not </w:t>
+      </w:r>
+      <w:r>
+        <w:rPr/>
+        <w:t>disappear</w:t>
+      </w:r>
+      <w:r>
+        <w:rPr/>
+        <w:t xml:space="preserve"> entirely at large N though: SIMD maintains roughly a 2x advantage at N=2048 because the wider vector loads reduce the number of individual memory transactions required. The 32-byte alignment from aligned_alloc()  </w:t>
+      </w:r>
+      <w:r>
+        <w:rPr/>
+        <w:t>matters</w:t>
+      </w:r>
+      <w:r>
+        <w:rPr/>
+        <w:t xml:space="preserve"> since _mm256_load_pd requires 32-byte aligned addresses and will segfault otherwise.</w:t>
       </w:r>
     </w:p>
     <w:p>
@@ -1889,60 +2607,65 @@
       <w:pPr>
         <w:pStyle w:val="Normal"/>
         <w:spacing w:before="0" w:after="160"/>
-        <w:jc w:val="both"/>
-        <w:rPr/>
-      </w:pPr>
-      <w:r>
-        <w:rPr/>
-        <w:t>My combined kernel, combined_matrix_multiply(), applies all three Part I techniques simultaneously: blocking for cache locality, AVX2 SIMD for arithmetic throughput, and OpenMP for multicore utilisation. Each technique is configured specifically for the i7-1355U rather than using default values.</w:t>
-      </w:r>
-    </w:p>
-    <w:p>
-      <w:pPr>
-        <w:pStyle w:val="Normal"/>
-        <w:spacing w:before="0" w:after="160"/>
-        <w:jc w:val="both"/>
-        <w:rPr/>
-      </w:pPr>
-      <w:r>
-        <w:rPr/>
-        <w:t>Blocking uses BLOCK_SIZE=32. The Task 1.6 data showed that BLOCK_SIZE=8 is best when the compiler can fully unroll the inner block, but within the combined kernel the inner loops contain additional branching for the SIMD tail and OMP synchronisation points that prevent the same degree of unrolling. BLOCK_SIZE=32 is the best choice in this context since three 32×32 double tiles occupy 3 × 32² × 8 = 24,576 bytes, which fits within the 32 KiB E-core L1d and well within the larger 48 KiB P-core L1d, ensuring the active block stays resident in L1 across all core types on this chip.</w:t>
-      </w:r>
-    </w:p>
-    <w:p>
-      <w:pPr>
-        <w:pStyle w:val="Normal"/>
-        <w:spacing w:before="0" w:after="160"/>
-        <w:jc w:val="both"/>
-        <w:rPr/>
-      </w:pPr>
-      <w:r>
-        <w:rPr/>
-        <w:t>OMP_THREADS=10 is used rather than 12. Figure 4 showed 10 threads achieving a higher peak than 12 threads (6.8 vs 5.9x10^9 FLOPS at N=384). The two extra logical threads from Hyper-Threading share execution ports with the first thread on each P-core, and with a compute-bound inner loop they add contention rather than throughput.</w:t>
-      </w:r>
-    </w:p>
-    <w:p>
-      <w:pPr>
-        <w:pStyle w:val="Normal"/>
-        <w:spacing w:before="0" w:after="160"/>
-        <w:jc w:val="both"/>
-        <w:rPr/>
-      </w:pPr>
-      <w:r>
-        <w:rPr/>
-        <w:t>schedule(dynamic) is used for the OpenMP distribution. The i7-1355U P-cores and E-cores have different throughput, so a static schedule giving equal tile counts to all threads leaves the faster P-core threads idle while E-cores finish. Dynamic scheduling lets faster threads claim additional tiles at runtime.</w:t>
-      </w:r>
-    </w:p>
-    <w:p>
-      <w:pPr>
-        <w:pStyle w:val="Normal"/>
-        <w:spacing w:before="0" w:after="160"/>
-        <w:jc w:val="both"/>
-        <w:rPr/>
-      </w:pPr>
-      <w:r>
-        <w:rPr/>
-        <w:t>AVX2 intrinsics are used directly rather than relying on auto-vectorisation inside the block loops. Within a tiled loop the compiler cannot always prove inner loop bounds are multiples of four, so it may emit scalar code at tile boundaries.</w:t>
+        <w:rPr/>
+      </w:pPr>
+      <w:r>
+        <w:rPr/>
+        <w:t xml:space="preserve">My combined function combined_matrix_multiply() uses all three techniques from Part I together: blocking for cache locality, AVX2 SIMD for throughput and OpenMP for using multiple cores. Each one is set up specifically for </w:t>
+      </w:r>
+      <w:r>
+        <w:rPr/>
+        <w:t>my i7-1355U</w:t>
+      </w:r>
+      <w:r>
+        <w:rPr/>
+        <w:t xml:space="preserve"> chip rather than just using default values.</w:t>
+      </w:r>
+    </w:p>
+    <w:p>
+      <w:pPr>
+        <w:pStyle w:val="Normal"/>
+        <w:spacing w:before="0" w:after="160"/>
+        <w:jc w:val="both"/>
+        <w:rPr/>
+      </w:pPr>
+      <w:r>
+        <w:rPr/>
+        <w:t>For blocking I used BLOCK_SIZE=32. The Task 1.6 results showed BLOCK_SIZE=8 wins when it's on its own because the compiler can fully unroll the inner block, but inside the combined function the inner loops have extra branching for the SIMD scalar tail and OMP sync points which stops the same degree of unrolling happening. BLOCK_SIZE=32 fits better here - three 32x32 double blocks take up 3 x 32^2 x 8 = 24,576 bytes, which fits inside the 32 KiB E-core L1d and easily inside the 48 KiB P-core L1d, so the active block stays in L1 on every core type.</w:t>
+      </w:r>
+    </w:p>
+    <w:p>
+      <w:pPr>
+        <w:pStyle w:val="Normal"/>
+        <w:spacing w:before="0" w:after="160"/>
+        <w:rPr/>
+      </w:pPr>
+      <w:r>
+        <w:rPr/>
+        <w:t>I used OMP_THREADS=10 instead of 12. Figure 4 showed 10 threads getting a higher peak than 12 (6.8 vs 5.9x10^9 FLOPS at N=384). The extra 2 logical threads from Hyper-Threading share execution ports with the first thread on each P-core, and since the inner loop is compute-bound they just cause contention instead of helping.</w:t>
+      </w:r>
+    </w:p>
+    <w:p>
+      <w:pPr>
+        <w:pStyle w:val="Normal"/>
+        <w:spacing w:before="0" w:after="160"/>
+        <w:rPr/>
+      </w:pPr>
+      <w:r>
+        <w:rPr/>
+        <w:t>I used schedule(dynamic) for OpenMP. The P-cores are faster than the E-cores so a static schedule would give them equal work and leave the P-core threads idle while E-cores catch up. Dynamic lets the faster threads pick up more blocks.</w:t>
+      </w:r>
+    </w:p>
+    <w:p>
+      <w:pPr>
+        <w:pStyle w:val="Normal"/>
+        <w:spacing w:before="0" w:after="160"/>
+        <w:jc w:val="both"/>
+        <w:rPr/>
+      </w:pPr>
+      <w:r>
+        <w:rPr/>
+        <w:t>I used AVX2 directly instead of relying on the compiler to auto-vectorise inside the block loops. Within a tiled loop the compiler cannot always prove inner loop bounds are multiples of four, so it may emit scalar code at tile boundaries.</w:t>
       </w:r>
     </w:p>
     <w:p>
@@ -1985,19 +2708,27 @@
       </w:pPr>
       <w:r>
         <w:rPr/>
-        <w:t>Figure 7 shows the combined method rising from approximately 5.8x10^9 FLOPS at N=128 to a peak of around 1.56x10^10 FLOPS near N=768, after which it stays flat between 1.4 and 1.56x10^10 FLOPS through N=2048. Every individual method sits in the 0.09-0.44x10^10 range and all decline at large N, while the combined method does not. This sustained high performance is the direct result of blocking: the working set stays in L1 cache even as the total matrix far exceeds L3, eliminating the cliff that dominates every other method.</w:t>
-      </w:r>
-    </w:p>
-    <w:p>
-      <w:pPr>
-        <w:pStyle w:val="Normal"/>
-        <w:spacing w:before="0" w:after="160"/>
-        <w:jc w:val="both"/>
-        <w:rPr/>
-      </w:pPr>
-      <w:r>
-        <w:rPr/>
-        <w:t>Figure 8 shows the speedup over the -O3 baseline starting at approximately 6x at N=128, rising through 20x at N=896 to a peak of 25x at N=1024, then settling in the 18-22x range through N=2048. The growing speedup with N is particularly significant since it shows the combined approach scales best in the regime where the baseline degrades most. Blocking ensures SIMD instructions operate on cache-resident data rather than stalling on memory latency, while OpenMP distributes the cache-local block computations across all physical cores simultaneously.</w:t>
+        <w:t xml:space="preserve">Figure 7 shows the combined method rising from approximately 5.8x10^9 FLOPS at N=128 to a peak of around 1.56x10^10 FLOPS near N=768, after which it stays flat between 1.4 and 1.56x10^10 FLOPS through N=2048. Every individual method sits in the 0.09-0.44x10^10 range and all </w:t>
+      </w:r>
+      <w:r>
+        <w:rPr/>
+        <w:t>drop</w:t>
+      </w:r>
+      <w:r>
+        <w:rPr/>
+        <w:t xml:space="preserve"> at large N, while the combined method does not. This high performance is the direct result of blocking: the working set stays in L1 cache even as the total matrix far exceeds L3.</w:t>
+      </w:r>
+    </w:p>
+    <w:p>
+      <w:pPr>
+        <w:pStyle w:val="Normal"/>
+        <w:spacing w:before="0" w:after="160"/>
+        <w:jc w:val="both"/>
+        <w:rPr/>
+      </w:pPr>
+      <w:r>
+        <w:rPr/>
+        <w:t>Figure 8 shows the speedup over the -O3 baseline starting at approximately 6x at N=128, rising through 20x at N=896 to a peak of 25x at N=1024, then settling in the 18-22x range through N=2048. The growing speedup with N is particularly significant since it shows the combined approach scales best where the baseline degrades most. The blocking means the SIMD is always working on data that's already in cache rather than waiting on memory, and OpenMP makes sure all the physical cores are doing useful work at the same time.</w:t>
       </w:r>
     </w:p>
     <w:p>
@@ -2024,19 +2755,18 @@
       </w:pPr>
       <w:r>
         <w:rPr/>
-        <w:t>This exercise shows that achieving large speedups requires reasoning from specific hardware parameters rather than applying generic improvements. My decisions here based on the properties of the i7-1355U: the 32 KiB E-core L1d derivation for block size, the thread count data showing 10 outperforms 12, the 4-wide AVX2 stride.  The 25x speedup achieved here also highlights how misleading single-number performance claims can be: the same binary running on this machine under different matrix sizes ranges from 6x to 25x faster than baseline, so the values without context is meaningless in my opinion.</w:t>
-      </w:r>
-    </w:p>
-    <w:p>
-      <w:pPr>
-        <w:pStyle w:val="Normal"/>
-        <w:spacing w:before="0" w:after="160"/>
-        <w:jc w:val="both"/>
-        <w:rPr/>
-      </w:pPr>
-      <w:r>
-        <w:rPr/>
-        <w:t>A compiler cannot determine the optimal block size at compile time since it depends on both the target hardware's cache capacity and how aggressively the compiler itself will unroll the specific loop body, creating a circular dependency that prevents it from performing blocking automatically. Benchmarking faces the same problem in reverse: a result on this hybrid i7-1355U tells you almost nothing about performance on a homogeneous server CPU with different cache sizes, core counts and SIMD widths. Portable performance ultimately requires either accepting a suboptimal baseline or shipping architecture-specific program for each target, which is the approach taken by libraries like OpenBLAS and Intel MKL.</w:t>
+        <w:t>This exercise showed that getting big speedups requires knowing the actual hardware numbers rather than just applying generic techniques. Every choice I made was based on a specific property of the i7-1355U: the 32 KiB E-core L1d derivation for block size, the thread count data showing 10 outperforms 12, the 4-wide AVX2 stride.  The 25x speedup achieved here also highlights how misleading single-number performance claims can be: the same binary running on this machine under different matrix sizes ranges from 6x to 25x faster than baseline,  so quoting one number without context doesn't really mean much.</w:t>
+      </w:r>
+    </w:p>
+    <w:p>
+      <w:pPr>
+        <w:pStyle w:val="Normal"/>
+        <w:spacing w:before="0" w:after="160"/>
+        <w:rPr/>
+      </w:pPr>
+      <w:r>
+        <w:rPr/>
+        <w:t>A compiler cannot figure out the optimal block size at compile time since it depends on both the cache size and how aggressively the compiler will unroll the loop body itself, which is a circular dependency that stops it doing blocking automatically. Benchmarking has a similar problem -  results on this hybrid i7-1355U don't tell you much about performance on a server CPU with different cache sizes, core counts and SIMD widths. Getting portable performance basically means either accepting something slower that works everywhere or writing separate versions for each architecture, which is what libraries like OpenBLAS and Intel MKL do.</w:t>
       </w:r>
     </w:p>
     <w:sectPr>
